--- a/rtss-losses-199x/docs/losses-199x.docx
+++ b/rtss-losses-199x/docs/losses-199x.docx
@@ -136,7 +136,19 @@
         <w:ind w:firstLine="0"/>
       </w:pPr>
       <w:r>
-        <w:t>Специфические профессиональные проблемы возникли и у американских планировщиков таргетирующих применение стратегического ядерного оружия по целям на российской территории. Одной из обычно таргетируемых категорий целей, помимо ядерных сил противника и значимых военных объектов, являются ключевые промышленные предприятия; в случае России, однако, экономика предстала разгромленной "реформами" до такой степени, что таргетирование её представлялось малоосмысленным, т.к. она и так уже пребывала в состоянии как после атомной бомбёжки:</w:t>
+        <w:t xml:space="preserve">Специфические профессиональные проблемы возникли и у американских планировщиков таргетирующих применение стратегического ядерного оружия по целям на российской территории. Одной из обычно таргетируемых категорий целей, помимо ядерных сил противника и значимых военных объектов, являются ключевые промышленные предприятия; в случае России, однако, экономика предстала разгромленной </w:t>
+      </w:r>
+      <w:r>
+        <w:t>“</w:t>
+      </w:r>
+      <w:r>
+        <w:t>реформами</w:t>
+      </w:r>
+      <w:r>
+        <w:t>”</w:t>
+      </w:r>
+      <w:r>
+        <w:t xml:space="preserve"> до такой степени, что таргетирование её представлялось малоосмысленным, т.к. она и так уже пребывала в состоянии как после атомной бомбёжки:</w:t>
       </w:r>
     </w:p>
     <w:p>
@@ -362,7 +374,7 @@
           <w:lang w:eastAsia="ru-RU"/>
         </w:rPr>
         <w:pict>
-          <v:rect id="_x0000_i1085" style="width:468pt;height:1.5pt" o:hralign="center" o:hrstd="t" o:hr="t" fillcolor="gray" stroked="f"/>
+          <v:rect id="_x0000_i1025" style="width:468pt;height:1.5pt" o:hralign="center" o:hrstd="t" o:hr="t" fillcolor="gray" stroked="f"/>
         </w:pict>
       </w:r>
     </w:p>
@@ -438,7 +450,35 @@
           <w:lang w:eastAsia="ru-RU"/>
         </w:rPr>
         <w:br/>
-        <w:t xml:space="preserve">Оцифровка "Всесоюзная перепись населения 1989 года. Таблица 7с Распределение всего населения по полу и возрасту", </w:t>
+        <w:t xml:space="preserve">Оцифровка </w:t>
+      </w:r>
+      <w:r>
+        <w:rPr>
+          <w:rFonts w:ascii="Times New Roman" w:eastAsia="Times New Roman" w:hAnsi="Times New Roman" w:cs="Times New Roman"/>
+          <w:lang w:eastAsia="ru-RU"/>
+        </w:rPr>
+        <w:t>“</w:t>
+      </w:r>
+      <w:r>
+        <w:rPr>
+          <w:rFonts w:ascii="Times New Roman" w:eastAsia="Times New Roman" w:hAnsi="Times New Roman" w:cs="Times New Roman"/>
+          <w:lang w:eastAsia="ru-RU"/>
+        </w:rPr>
+        <w:t>Всесоюзная перепись населения 1989 года. Таблица 7с Распределение всего населения по полу и возрасту</w:t>
+      </w:r>
+      <w:r>
+        <w:rPr>
+          <w:rFonts w:ascii="Times New Roman" w:eastAsia="Times New Roman" w:hAnsi="Times New Roman" w:cs="Times New Roman"/>
+          <w:lang w:eastAsia="ru-RU"/>
+        </w:rPr>
+        <w:t>”</w:t>
+      </w:r>
+      <w:r>
+        <w:rPr>
+          <w:rFonts w:ascii="Times New Roman" w:eastAsia="Times New Roman" w:hAnsi="Times New Roman" w:cs="Times New Roman"/>
+          <w:lang w:eastAsia="ru-RU"/>
+        </w:rPr>
+        <w:t xml:space="preserve">, </w:t>
       </w:r>
       <w:proofErr w:type="spellStart"/>
       <w:r>
@@ -890,7 +930,35 @@
           <w:lang w:eastAsia="ru-RU"/>
         </w:rPr>
         <w:lastRenderedPageBreak/>
-        <w:t>Под среднегодовым населением понимается "экспозиция" вероятности/риску события (смерти или рождения ребёнка). Экспозиции для смерти и рождения разные, т.к. для смертности событие убирает человека из риска, и процесс моделируется как интеграл экспоненциально убывающей функции. Рождение ребёнка не вычерпывает экспозицию как смерть и не уменьшает численность женщин, поэтому средняя численность женщин приближается арифметическим средним, без экспоненциальной логики – как арифметически средняя численность, а не интеграл выживания.</w:t>
+        <w:t xml:space="preserve">Под среднегодовым населением понимается </w:t>
+      </w:r>
+      <w:r>
+        <w:rPr>
+          <w:rFonts w:ascii="Times New Roman" w:eastAsia="Times New Roman" w:hAnsi="Times New Roman" w:cs="Times New Roman"/>
+          <w:lang w:eastAsia="ru-RU"/>
+        </w:rPr>
+        <w:t>“</w:t>
+      </w:r>
+      <w:r>
+        <w:rPr>
+          <w:rFonts w:ascii="Times New Roman" w:eastAsia="Times New Roman" w:hAnsi="Times New Roman" w:cs="Times New Roman"/>
+          <w:lang w:eastAsia="ru-RU"/>
+        </w:rPr>
+        <w:t>экспозиция</w:t>
+      </w:r>
+      <w:r>
+        <w:rPr>
+          <w:rFonts w:ascii="Times New Roman" w:eastAsia="Times New Roman" w:hAnsi="Times New Roman" w:cs="Times New Roman"/>
+          <w:lang w:eastAsia="ru-RU"/>
+        </w:rPr>
+        <w:t>”</w:t>
+      </w:r>
+      <w:r>
+        <w:rPr>
+          <w:rFonts w:ascii="Times New Roman" w:eastAsia="Times New Roman" w:hAnsi="Times New Roman" w:cs="Times New Roman"/>
+          <w:lang w:eastAsia="ru-RU"/>
+        </w:rPr>
+        <w:t xml:space="preserve"> вероятности/риску события (смерти или рождения ребёнка). Экспозиции для смерти и рождения разные, т.к. для смертности событие убирает человека из риска, и процесс моделируется как интеграл экспоненциально убывающей функции. Рождение ребёнка не вычерпывает экспозицию как смерть и не уменьшает численность женщин, поэтому средняя численность женщин приближается арифметическим средним, без экспоненциальной логики – как арифметически средняя численность, а не интеграл выживания.</w:t>
       </w:r>
     </w:p>
     <w:p>
@@ -954,7 +1022,19 @@
       </w:r>
       <w:r>
         <w:br/>
-        <w:t>Госкомстат СССР, "Таблицы смертности и ожидаемой продолжительности жизни населения", 1989, стр. 237-239.</w:t>
+        <w:t xml:space="preserve">Госкомстат СССР, </w:t>
+      </w:r>
+      <w:r>
+        <w:t>“</w:t>
+      </w:r>
+      <w:r>
+        <w:t>Таблицы смертности и ожидаемой продолжительности жизни населения</w:t>
+      </w:r>
+      <w:r>
+        <w:t>”</w:t>
+      </w:r>
+      <w:r>
+        <w:t>, 1989, стр. 237-239.</w:t>
       </w:r>
       <w:r>
         <w:t xml:space="preserve"> </w:t>
@@ -1052,14 +1132,44 @@
           <w:iCs/>
           <w:lang w:val="fr-FR"/>
         </w:rPr>
-        <w:t xml:space="preserve">. Monnier, "Mouvement de la population de la Russie 1959-1994. </w:t>
+        <w:t xml:space="preserve">. Monnier, </w:t>
+      </w:r>
+      <w:r>
+        <w:rPr>
+          <w:i/>
+          <w:iCs/>
+          <w:lang w:val="fr-FR"/>
+        </w:rPr>
+        <w:t>“</w:t>
+      </w:r>
+      <w:r>
+        <w:rPr>
+          <w:i/>
+          <w:iCs/>
+          <w:lang w:val="fr-FR"/>
+        </w:rPr>
+        <w:t xml:space="preserve">Mouvement de la population de la Russie 1959-1994. </w:t>
       </w:r>
       <w:r>
         <w:rPr>
           <w:i/>
           <w:iCs/>
         </w:rPr>
-        <w:t xml:space="preserve">Tableaux démographiques" (Données statistiques, Paris, INED, 1996 №1), таблицы 4.3.2 и 4.3.3 (файл: p4_3d doc) </w:t>
+        <w:t>Tableaux démographiques</w:t>
+      </w:r>
+      <w:r>
+        <w:rPr>
+          <w:i/>
+          <w:iCs/>
+        </w:rPr>
+        <w:t>”</w:t>
+      </w:r>
+      <w:r>
+        <w:rPr>
+          <w:i/>
+          <w:iCs/>
+        </w:rPr>
+        <w:t xml:space="preserve"> (Données statistiques, Paris, INED, 1996 №1), таблицы 4.3.2 и 4.3.3 (файл: p4_3d doc) </w:t>
       </w:r>
       <w:r>
         <w:t>приводят возрастные коэффициенты смертности населения РСФСР и РФ для 1959-1994 гг. с разбивкой для городского и сельского населения по внутренним сведениям отдела естественного движения населения Госкомстата РФ, а также материалам архивов народного хозяйства России (</w:t>
@@ -1222,7 +1332,35 @@
           <w:lang w:eastAsia="ru-RU"/>
         </w:rPr>
         <w:lastRenderedPageBreak/>
-        <w:t>Росстат, "Демографический ежегодник России 2010", стр. 134-136.</w:t>
+        <w:t xml:space="preserve">Росстат, </w:t>
+      </w:r>
+      <w:r>
+        <w:rPr>
+          <w:rFonts w:ascii="Times New Roman" w:eastAsia="Times New Roman" w:hAnsi="Times New Roman" w:cs="Times New Roman"/>
+          <w:lang w:eastAsia="ru-RU"/>
+        </w:rPr>
+        <w:t>“</w:t>
+      </w:r>
+      <w:r>
+        <w:rPr>
+          <w:rFonts w:ascii="Times New Roman" w:eastAsia="Times New Roman" w:hAnsi="Times New Roman" w:cs="Times New Roman"/>
+          <w:lang w:eastAsia="ru-RU"/>
+        </w:rPr>
+        <w:t>Демографический ежегодник России 2010</w:t>
+      </w:r>
+      <w:r>
+        <w:rPr>
+          <w:rFonts w:ascii="Times New Roman" w:eastAsia="Times New Roman" w:hAnsi="Times New Roman" w:cs="Times New Roman"/>
+          <w:lang w:eastAsia="ru-RU"/>
+        </w:rPr>
+        <w:t>”</w:t>
+      </w:r>
+      <w:r>
+        <w:rPr>
+          <w:rFonts w:ascii="Times New Roman" w:eastAsia="Times New Roman" w:hAnsi="Times New Roman" w:cs="Times New Roman"/>
+          <w:lang w:eastAsia="ru-RU"/>
+        </w:rPr>
+        <w:t>, стр. 134-136.</w:t>
       </w:r>
       <w:r>
         <w:rPr>
@@ -1288,7 +1426,43 @@
           <w:iCs/>
           <w:lang w:eastAsia="ru-RU"/>
         </w:rPr>
-        <w:t>Avdeev, Monnier, "Mouvement de la population de la Russie 1959-1994", таблицы А.1 (файл p5_anx doc) и 4.2.2, 4.2.3 при учёте 4.1.2 и 4.1.3 (файл p4_12pn doc).</w:t>
+        <w:t xml:space="preserve">Avdeev, Monnier, </w:t>
+      </w:r>
+      <w:r>
+        <w:rPr>
+          <w:rFonts w:ascii="Times New Roman" w:eastAsia="Times New Roman" w:hAnsi="Times New Roman" w:cs="Times New Roman"/>
+          <w:i/>
+          <w:iCs/>
+          <w:lang w:eastAsia="ru-RU"/>
+        </w:rPr>
+        <w:t>“</w:t>
+      </w:r>
+      <w:r>
+        <w:rPr>
+          <w:rFonts w:ascii="Times New Roman" w:eastAsia="Times New Roman" w:hAnsi="Times New Roman" w:cs="Times New Roman"/>
+          <w:i/>
+          <w:iCs/>
+          <w:lang w:eastAsia="ru-RU"/>
+        </w:rPr>
+        <w:t>Mouvement de la population de la Russie 1959-1994</w:t>
+      </w:r>
+      <w:r>
+        <w:rPr>
+          <w:rFonts w:ascii="Times New Roman" w:eastAsia="Times New Roman" w:hAnsi="Times New Roman" w:cs="Times New Roman"/>
+          <w:i/>
+          <w:iCs/>
+          <w:lang w:eastAsia="ru-RU"/>
+        </w:rPr>
+        <w:t>”</w:t>
+      </w:r>
+      <w:r>
+        <w:rPr>
+          <w:rFonts w:ascii="Times New Roman" w:eastAsia="Times New Roman" w:hAnsi="Times New Roman" w:cs="Times New Roman"/>
+          <w:i/>
+          <w:iCs/>
+          <w:lang w:eastAsia="ru-RU"/>
+        </w:rPr>
+        <w:t>, таблицы А.1 (файл p5_anx doc) и 4.2.2, 4.2.3 при учёте 4.1.2 и 4.1.3 (файл p4_12pn doc).</w:t>
       </w:r>
       <w:r>
         <w:rPr>
@@ -1343,7 +1517,35 @@
           <w:lang w:eastAsia="ru-RU"/>
         </w:rPr>
         <w:br/>
-        <w:t>Росстат, "Демографический ежегодник России 2010" (стр. 68) – для 1989</w:t>
+        <w:t xml:space="preserve">Росстат, </w:t>
+      </w:r>
+      <w:r>
+        <w:rPr>
+          <w:rFonts w:ascii="Times New Roman" w:eastAsia="Times New Roman" w:hAnsi="Times New Roman" w:cs="Times New Roman"/>
+          <w:lang w:eastAsia="ru-RU"/>
+        </w:rPr>
+        <w:t>“</w:t>
+      </w:r>
+      <w:r>
+        <w:rPr>
+          <w:rFonts w:ascii="Times New Roman" w:eastAsia="Times New Roman" w:hAnsi="Times New Roman" w:cs="Times New Roman"/>
+          <w:lang w:eastAsia="ru-RU"/>
+        </w:rPr>
+        <w:t>Демографический ежегодник России 2010</w:t>
+      </w:r>
+      <w:r>
+        <w:rPr>
+          <w:rFonts w:ascii="Times New Roman" w:eastAsia="Times New Roman" w:hAnsi="Times New Roman" w:cs="Times New Roman"/>
+          <w:lang w:eastAsia="ru-RU"/>
+        </w:rPr>
+        <w:t>”</w:t>
+      </w:r>
+      <w:r>
+        <w:rPr>
+          <w:rFonts w:ascii="Times New Roman" w:eastAsia="Times New Roman" w:hAnsi="Times New Roman" w:cs="Times New Roman"/>
+          <w:lang w:eastAsia="ru-RU"/>
+        </w:rPr>
+        <w:t xml:space="preserve"> (стр. 68) – для 1989</w:t>
       </w:r>
       <w:r>
         <w:rPr>
@@ -1365,7 +1567,35 @@
           <w:lang w:eastAsia="ru-RU"/>
         </w:rPr>
         <w:br/>
-        <w:t>Росстат, "Демографический ежегодник России 2019" (стр. 37) – для 1995</w:t>
+        <w:t xml:space="preserve">Росстат, </w:t>
+      </w:r>
+      <w:r>
+        <w:rPr>
+          <w:rFonts w:ascii="Times New Roman" w:eastAsia="Times New Roman" w:hAnsi="Times New Roman" w:cs="Times New Roman"/>
+          <w:lang w:eastAsia="ru-RU"/>
+        </w:rPr>
+        <w:t>“</w:t>
+      </w:r>
+      <w:r>
+        <w:rPr>
+          <w:rFonts w:ascii="Times New Roman" w:eastAsia="Times New Roman" w:hAnsi="Times New Roman" w:cs="Times New Roman"/>
+          <w:lang w:eastAsia="ru-RU"/>
+        </w:rPr>
+        <w:t>Демографический ежегодник России 2019</w:t>
+      </w:r>
+      <w:r>
+        <w:rPr>
+          <w:rFonts w:ascii="Times New Roman" w:eastAsia="Times New Roman" w:hAnsi="Times New Roman" w:cs="Times New Roman"/>
+          <w:lang w:eastAsia="ru-RU"/>
+        </w:rPr>
+        <w:t>”</w:t>
+      </w:r>
+      <w:r>
+        <w:rPr>
+          <w:rFonts w:ascii="Times New Roman" w:eastAsia="Times New Roman" w:hAnsi="Times New Roman" w:cs="Times New Roman"/>
+          <w:lang w:eastAsia="ru-RU"/>
+        </w:rPr>
+        <w:t xml:space="preserve"> (стр. 37) – для 1995</w:t>
       </w:r>
       <w:r>
         <w:rPr>
@@ -1441,7 +1671,14 @@
           <w:rFonts w:ascii="Times New Roman" w:eastAsia="Times New Roman" w:hAnsi="Times New Roman" w:cs="Times New Roman"/>
           <w:lang w:eastAsia="ru-RU"/>
         </w:rPr>
-        <w:t>, "</w:t>
+        <w:t xml:space="preserve">, </w:t>
+      </w:r>
+      <w:r>
+        <w:rPr>
+          <w:rFonts w:ascii="Times New Roman" w:eastAsia="Times New Roman" w:hAnsi="Times New Roman" w:cs="Times New Roman"/>
+          <w:lang w:eastAsia="ru-RU"/>
+        </w:rPr>
+        <w:t>“</w:t>
       </w:r>
       <w:r>
         <w:rPr>
@@ -1455,7 +1692,7 @@
           <w:rFonts w:ascii="Times New Roman" w:eastAsia="Times New Roman" w:hAnsi="Times New Roman" w:cs="Times New Roman"/>
           <w:lang w:eastAsia="ru-RU"/>
         </w:rPr>
-        <w:t>"</w:t>
+        <w:t>”</w:t>
       </w:r>
       <w:r>
         <w:rPr>
@@ -1491,7 +1728,14 @@
           <w:rFonts w:ascii="Times New Roman" w:eastAsia="Times New Roman" w:hAnsi="Times New Roman" w:cs="Times New Roman"/>
           <w:lang w:eastAsia="ru-RU"/>
         </w:rPr>
-        <w:t>, "</w:t>
+        <w:t xml:space="preserve">, </w:t>
+      </w:r>
+      <w:r>
+        <w:rPr>
+          <w:rFonts w:ascii="Times New Roman" w:eastAsia="Times New Roman" w:hAnsi="Times New Roman" w:cs="Times New Roman"/>
+          <w:lang w:eastAsia="ru-RU"/>
+        </w:rPr>
+        <w:t>“</w:t>
       </w:r>
       <w:r>
         <w:rPr>
@@ -1505,7 +1749,7 @@
           <w:rFonts w:ascii="Times New Roman" w:eastAsia="Times New Roman" w:hAnsi="Times New Roman" w:cs="Times New Roman"/>
           <w:lang w:eastAsia="ru-RU"/>
         </w:rPr>
-        <w:t>"</w:t>
+        <w:t>”</w:t>
       </w:r>
       <w:r>
         <w:rPr>
@@ -1602,7 +1846,35 @@
           <w:lang w:eastAsia="ru-RU"/>
         </w:rPr>
         <w:br/>
-        <w:t>Росстат, "Демографический ежегодник России 2010" (стр. 25) – для 1989-2010 годов</w:t>
+        <w:t xml:space="preserve">Росстат, </w:t>
+      </w:r>
+      <w:r>
+        <w:rPr>
+          <w:rFonts w:ascii="Times New Roman" w:eastAsia="Times New Roman" w:hAnsi="Times New Roman" w:cs="Times New Roman"/>
+          <w:lang w:eastAsia="ru-RU"/>
+        </w:rPr>
+        <w:t>“</w:t>
+      </w:r>
+      <w:r>
+        <w:rPr>
+          <w:rFonts w:ascii="Times New Roman" w:eastAsia="Times New Roman" w:hAnsi="Times New Roman" w:cs="Times New Roman"/>
+          <w:lang w:eastAsia="ru-RU"/>
+        </w:rPr>
+        <w:t>Демографический ежегодник России 2010</w:t>
+      </w:r>
+      <w:r>
+        <w:rPr>
+          <w:rFonts w:ascii="Times New Roman" w:eastAsia="Times New Roman" w:hAnsi="Times New Roman" w:cs="Times New Roman"/>
+          <w:lang w:eastAsia="ru-RU"/>
+        </w:rPr>
+        <w:t>”</w:t>
+      </w:r>
+      <w:r>
+        <w:rPr>
+          <w:rFonts w:ascii="Times New Roman" w:eastAsia="Times New Roman" w:hAnsi="Times New Roman" w:cs="Times New Roman"/>
+          <w:lang w:eastAsia="ru-RU"/>
+        </w:rPr>
+        <w:t xml:space="preserve"> (стр. 25) – для 1989-2010 годов</w:t>
       </w:r>
       <w:r>
         <w:rPr>
@@ -1610,7 +1882,35 @@
           <w:lang w:eastAsia="ru-RU"/>
         </w:rPr>
         <w:br/>
-        <w:t>Росстат, "Демографический ежегодник России 2019" (стр. 15) – для 1995-2016 годов</w:t>
+        <w:t xml:space="preserve">Росстат, </w:t>
+      </w:r>
+      <w:r>
+        <w:rPr>
+          <w:rFonts w:ascii="Times New Roman" w:eastAsia="Times New Roman" w:hAnsi="Times New Roman" w:cs="Times New Roman"/>
+          <w:lang w:eastAsia="ru-RU"/>
+        </w:rPr>
+        <w:t>“</w:t>
+      </w:r>
+      <w:r>
+        <w:rPr>
+          <w:rFonts w:ascii="Times New Roman" w:eastAsia="Times New Roman" w:hAnsi="Times New Roman" w:cs="Times New Roman"/>
+          <w:lang w:eastAsia="ru-RU"/>
+        </w:rPr>
+        <w:t>Демографический ежегодник России 2019</w:t>
+      </w:r>
+      <w:r>
+        <w:rPr>
+          <w:rFonts w:ascii="Times New Roman" w:eastAsia="Times New Roman" w:hAnsi="Times New Roman" w:cs="Times New Roman"/>
+          <w:lang w:eastAsia="ru-RU"/>
+        </w:rPr>
+        <w:t>”</w:t>
+      </w:r>
+      <w:r>
+        <w:rPr>
+          <w:rFonts w:ascii="Times New Roman" w:eastAsia="Times New Roman" w:hAnsi="Times New Roman" w:cs="Times New Roman"/>
+          <w:lang w:eastAsia="ru-RU"/>
+        </w:rPr>
+        <w:t xml:space="preserve"> (стр. 15) – для 1995-2016 годов</w:t>
       </w:r>
       <w:r>
         <w:rPr>
@@ -1697,7 +1997,7 @@
           <w:lang w:eastAsia="ru-RU"/>
         </w:rPr>
         <w:pict>
-          <v:rect id="_x0000_i1086" style="width:468pt;height:1.5pt" o:hralign="center" o:hrstd="t" o:hr="t" fillcolor="gray" stroked="f"/>
+          <v:rect id="_x0000_i1026" style="width:468pt;height:1.5pt" o:hralign="center" o:hrstd="t" o:hr="t" fillcolor="gray" stroked="f"/>
         </w:pict>
       </w:r>
     </w:p>
@@ -1769,7 +2069,31 @@
         <w:pStyle w:val="XNormal"/>
       </w:pPr>
       <w:r>
-        <w:t>1989 год выбран нами как репрезентативный уровень предкризисной смертности только в смысле наличия для него точных данных, а не как момент, когда смертность была в каком-либо отношении "идеальной" или "оптимальной".</w:t>
+        <w:t xml:space="preserve">1989 год выбран нами как репрезентативный уровень предкризисной смертности только в смысле наличия для него точных данных, а не как момент, когда смертность была в каком-либо отношении </w:t>
+      </w:r>
+      <w:r>
+        <w:t>“</w:t>
+      </w:r>
+      <w:r>
+        <w:t>идеальной</w:t>
+      </w:r>
+      <w:r>
+        <w:t>”</w:t>
+      </w:r>
+      <w:r>
+        <w:t xml:space="preserve"> или </w:t>
+      </w:r>
+      <w:r>
+        <w:t>“</w:t>
+      </w:r>
+      <w:r>
+        <w:t>оптимальной</w:t>
+      </w:r>
+      <w:r>
+        <w:t>”</w:t>
+      </w:r>
+      <w:r>
+        <w:t>.</w:t>
       </w:r>
       <w:r>
         <w:t xml:space="preserve"> </w:t>
@@ -2012,16 +2336,7 @@
                 <w:lang w:eastAsia="ru-RU"/>
               </w:rPr>
               <w:lastRenderedPageBreak/>
-              <w:t>число смертей</w:t>
-            </w:r>
-            <w:r>
-              <w:rPr>
-                <w:rFonts w:ascii="Times New Roman" w:eastAsia="Times New Roman" w:hAnsi="Times New Roman" w:cs="Times New Roman"/>
-                <w:b/>
-                <w:bCs/>
-                <w:lang w:eastAsia="ru-RU"/>
-              </w:rPr>
-              <w:t xml:space="preserve"> (</w:t>
+              <w:t>число смертей (</w:t>
             </w:r>
             <w:r>
               <w:rPr>
@@ -34875,7 +35190,7 @@
           <w:lang w:eastAsia="ru-RU"/>
         </w:rPr>
         <w:pict>
-          <v:rect id="_x0000_i1087" style="width:468pt;height:1.5pt" o:hralign="center" o:hrstd="t" o:hr="t" fillcolor="gray" stroked="f"/>
+          <v:rect id="_x0000_i1027" style="width:468pt;height:1.5pt" o:hralign="center" o:hrstd="t" o:hr="t" fillcolor="gray" stroked="f"/>
         </w:pict>
       </w:r>
     </w:p>
@@ -36736,6 +37051,8 @@
             </w:r>
           </w:p>
         </w:tc>
+        <w:bookmarkStart w:id="0" w:name="_GoBack"/>
+        <w:bookmarkEnd w:id="0"/>
       </w:tr>
       <w:tr>
         <w:trPr>
@@ -38950,7 +39267,35 @@
           <w:rFonts w:ascii="Times New Roman" w:eastAsia="Times New Roman" w:hAnsi="Times New Roman" w:cs="Times New Roman"/>
           <w:lang w:eastAsia="ru-RU"/>
         </w:rPr>
-        <w:t xml:space="preserve"> группировок и примыкающих этнических и социально "близких", а движимые широкими интересами страны и населения были в состоянии устранить эти факторы подавления рождаемости, и повысить плодовитость. По отношению к этому варианту состоявшийся дефицит рождений исчисляется наоборот большей величиной, нежели 17.5 млн.</w:t>
+        <w:t xml:space="preserve"> группировок и примыкающих этнических и социально </w:t>
+      </w:r>
+      <w:r>
+        <w:rPr>
+          <w:rFonts w:ascii="Times New Roman" w:eastAsia="Times New Roman" w:hAnsi="Times New Roman" w:cs="Times New Roman"/>
+          <w:lang w:eastAsia="ru-RU"/>
+        </w:rPr>
+        <w:t>“</w:t>
+      </w:r>
+      <w:r>
+        <w:rPr>
+          <w:rFonts w:ascii="Times New Roman" w:eastAsia="Times New Roman" w:hAnsi="Times New Roman" w:cs="Times New Roman"/>
+          <w:lang w:eastAsia="ru-RU"/>
+        </w:rPr>
+        <w:t>близких</w:t>
+      </w:r>
+      <w:r>
+        <w:rPr>
+          <w:rFonts w:ascii="Times New Roman" w:eastAsia="Times New Roman" w:hAnsi="Times New Roman" w:cs="Times New Roman"/>
+          <w:lang w:eastAsia="ru-RU"/>
+        </w:rPr>
+        <w:t>”</w:t>
+      </w:r>
+      <w:r>
+        <w:rPr>
+          <w:rFonts w:ascii="Times New Roman" w:eastAsia="Times New Roman" w:hAnsi="Times New Roman" w:cs="Times New Roman"/>
+          <w:lang w:eastAsia="ru-RU"/>
+        </w:rPr>
+        <w:t>, а движимые широкими интересами страны и населения были в состоянии устранить эти факторы подавления рождаемости, и повысить плодовитость. По отношению к этому варианту состоявшийся дефицит рождений исчисляется наоборот большей величиной, нежели 17.5 млн.</w:t>
       </w:r>
     </w:p>
     <w:p>
@@ -39063,7 +39408,91 @@
           <w:lang w:eastAsia="ru-RU"/>
         </w:rPr>
         <w:br/>
-        <w:t>Чтобы купировать хотя бы основные последствия разрушительных политик 1990-х гг. потребовались долгие годы, и даже при этом рождаемость не удалось полностью восстановить. Демографические процессы инерционны, фиксируясь в изменённом поведении людей (изменённых репродуктивных установках) и в изменениях возрастной структуры населения. Провал в числе рождений в 1990-х и 2000-х гг. будет сказываться на протяжении нескольких поколений периодическими спадами в числе рождений и в численности населения в будущем из-за периодического снижения населения фертильных возрастов, порождая демографическое "эхо 1990-х" подобное "эху войны" 1941-1945 годов, но более растянутое ("размазанное") во времени.</w:t>
+        <w:t xml:space="preserve">Чтобы купировать хотя бы основные последствия разрушительных политик 1990-х гг. потребовались долгие годы, и даже при этом рождаемость не удалось полностью восстановить. Демографические процессы инерционны, фиксируясь в изменённом поведении людей (изменённых репродуктивных установках) и в изменениях возрастной структуры населения. Провал в числе рождений в 1990-х и 2000-х гг. будет сказываться на протяжении нескольких поколений периодическими спадами в числе рождений и в численности населения в будущем из-за периодического снижения населения фертильных возрастов, порождая демографическое </w:t>
+      </w:r>
+      <w:r>
+        <w:rPr>
+          <w:rFonts w:ascii="Times New Roman" w:eastAsia="Times New Roman" w:hAnsi="Times New Roman" w:cs="Times New Roman"/>
+          <w:lang w:eastAsia="ru-RU"/>
+        </w:rPr>
+        <w:t>“</w:t>
+      </w:r>
+      <w:r>
+        <w:rPr>
+          <w:rFonts w:ascii="Times New Roman" w:eastAsia="Times New Roman" w:hAnsi="Times New Roman" w:cs="Times New Roman"/>
+          <w:lang w:eastAsia="ru-RU"/>
+        </w:rPr>
+        <w:t>эхо 1990-х</w:t>
+      </w:r>
+      <w:r>
+        <w:rPr>
+          <w:rFonts w:ascii="Times New Roman" w:eastAsia="Times New Roman" w:hAnsi="Times New Roman" w:cs="Times New Roman"/>
+          <w:lang w:eastAsia="ru-RU"/>
+        </w:rPr>
+        <w:t>”</w:t>
+      </w:r>
+      <w:r>
+        <w:rPr>
+          <w:rFonts w:ascii="Times New Roman" w:eastAsia="Times New Roman" w:hAnsi="Times New Roman" w:cs="Times New Roman"/>
+          <w:lang w:eastAsia="ru-RU"/>
+        </w:rPr>
+        <w:t xml:space="preserve"> подобное </w:t>
+      </w:r>
+      <w:r>
+        <w:rPr>
+          <w:rFonts w:ascii="Times New Roman" w:eastAsia="Times New Roman" w:hAnsi="Times New Roman" w:cs="Times New Roman"/>
+          <w:lang w:eastAsia="ru-RU"/>
+        </w:rPr>
+        <w:t>“</w:t>
+      </w:r>
+      <w:r>
+        <w:rPr>
+          <w:rFonts w:ascii="Times New Roman" w:eastAsia="Times New Roman" w:hAnsi="Times New Roman" w:cs="Times New Roman"/>
+          <w:lang w:eastAsia="ru-RU"/>
+        </w:rPr>
+        <w:t>эху войны</w:t>
+      </w:r>
+      <w:r>
+        <w:rPr>
+          <w:rFonts w:ascii="Times New Roman" w:eastAsia="Times New Roman" w:hAnsi="Times New Roman" w:cs="Times New Roman"/>
+          <w:lang w:eastAsia="ru-RU"/>
+        </w:rPr>
+        <w:t>”</w:t>
+      </w:r>
+      <w:r>
+        <w:rPr>
+          <w:rFonts w:ascii="Times New Roman" w:eastAsia="Times New Roman" w:hAnsi="Times New Roman" w:cs="Times New Roman"/>
+          <w:lang w:eastAsia="ru-RU"/>
+        </w:rPr>
+        <w:t xml:space="preserve"> 1941-1945 годов, но более растянутое (</w:t>
+      </w:r>
+      <w:r>
+        <w:rPr>
+          <w:rFonts w:ascii="Times New Roman" w:eastAsia="Times New Roman" w:hAnsi="Times New Roman" w:cs="Times New Roman"/>
+          <w:lang w:eastAsia="ru-RU"/>
+        </w:rPr>
+        <w:t>“</w:t>
+      </w:r>
+      <w:r>
+        <w:rPr>
+          <w:rFonts w:ascii="Times New Roman" w:eastAsia="Times New Roman" w:hAnsi="Times New Roman" w:cs="Times New Roman"/>
+          <w:lang w:eastAsia="ru-RU"/>
+        </w:rPr>
+        <w:t>размазанное</w:t>
+      </w:r>
+      <w:r>
+        <w:rPr>
+          <w:rFonts w:ascii="Times New Roman" w:eastAsia="Times New Roman" w:hAnsi="Times New Roman" w:cs="Times New Roman"/>
+          <w:lang w:eastAsia="ru-RU"/>
+        </w:rPr>
+        <w:t>”</w:t>
+      </w:r>
+      <w:r>
+        <w:rPr>
+          <w:rFonts w:ascii="Times New Roman" w:eastAsia="Times New Roman" w:hAnsi="Times New Roman" w:cs="Times New Roman"/>
+          <w:lang w:eastAsia="ru-RU"/>
+        </w:rPr>
+        <w:t>) во времени.</w:t>
       </w:r>
     </w:p>
     <w:p>
@@ -39184,7 +39613,7 @@
           <w:lang w:eastAsia="ru-RU"/>
         </w:rPr>
         <w:pict>
-          <v:rect id="_x0000_i1089" style="width:468pt;height:1.5pt" o:hralign="center" o:hrstd="t" o:hr="t" fillcolor="gray" stroked="f"/>
+          <v:rect id="_x0000_i1028" style="width:468pt;height:1.5pt" o:hralign="center" o:hrstd="t" o:hr="t" fillcolor="gray" stroked="f"/>
         </w:pict>
       </w:r>
     </w:p>
@@ -41900,8 +42329,6 @@
         </w:rPr>
         <w:t xml:space="preserve"> (в предположении сохранения половозрастных уровней смертности 1989 г.., т.е. отсутствия прогресса в медицине, здравоохранении и социальной обстановке), однако это изменение носит плавный по времени характер и не ведёт к скачковому росту числа годовых смертей, предполагаемому в расчёте Вишневского (его точное содержание и механику Вишневский к сожалению не пояснил, ограничившись краткой фразой, поэтому возможно неверное толкование нами того, что он имел в виду).</w:t>
       </w:r>
-      <w:bookmarkStart w:id="0" w:name="_GoBack"/>
-      <w:bookmarkEnd w:id="0"/>
     </w:p>
     <w:sectPr>
       <w:pgSz w:w="11906" w:h="16838" w:code="9"/>
@@ -41983,7 +42410,31 @@
       </w:r>
       <w:proofErr w:type="spellEnd"/>
       <w:r>
-        <w:t xml:space="preserve"> кличкой "либералы", представляла ленинистскую фракцию большевицкой номенклатуры на современном этапе её существования, см. в нашем очерке "О двух фракциях большевицкой номенклатуры : Циклы советской и послесоветской истории".</w:t>
+        <w:t xml:space="preserve"> кличкой </w:t>
+      </w:r>
+      <w:r>
+        <w:t>“</w:t>
+      </w:r>
+      <w:r>
+        <w:t>либералы</w:t>
+      </w:r>
+      <w:r>
+        <w:t>”</w:t>
+      </w:r>
+      <w:r>
+        <w:t xml:space="preserve">, представляла ленинистскую фракцию большевицкой номенклатуры на современном этапе её существования, см. в нашем очерке </w:t>
+      </w:r>
+      <w:r>
+        <w:t>“</w:t>
+      </w:r>
+      <w:r>
+        <w:t>О двух фракциях большевицкой номенклатуры : Циклы советской и послесоветской истории</w:t>
+      </w:r>
+      <w:r>
+        <w:t>”</w:t>
+      </w:r>
+      <w:r>
+        <w:t>.</w:t>
       </w:r>
     </w:p>
   </w:footnote>
@@ -42005,13 +42456,7 @@
         <w:rPr>
           <w:lang w:val="en-US"/>
         </w:rPr>
-        <w:t xml:space="preserve"> </w:t>
-      </w:r>
-      <w:r>
-        <w:rPr>
-          <w:lang w:val="en-US"/>
-        </w:rPr>
-        <w:t xml:space="preserve">Joseph E. </w:t>
+        <w:t xml:space="preserve"> Joseph E. </w:t>
       </w:r>
       <w:proofErr w:type="spellStart"/>
       <w:r>
@@ -42025,7 +42470,31 @@
         <w:rPr>
           <w:lang w:val="en-US"/>
         </w:rPr>
-        <w:t xml:space="preserve">, "Globalization and Its Discontents", New York and London, </w:t>
+        <w:t xml:space="preserve">, </w:t>
+      </w:r>
+      <w:r>
+        <w:rPr>
+          <w:lang w:val="en-US"/>
+        </w:rPr>
+        <w:t>“</w:t>
+      </w:r>
+      <w:r>
+        <w:rPr>
+          <w:lang w:val="en-US"/>
+        </w:rPr>
+        <w:t>Globalization and Its Discontents</w:t>
+      </w:r>
+      <w:r>
+        <w:rPr>
+          <w:lang w:val="en-US"/>
+        </w:rPr>
+        <w:t>”</w:t>
+      </w:r>
+      <w:r>
+        <w:rPr>
+          <w:lang w:val="en-US"/>
+        </w:rPr>
+        <w:t xml:space="preserve">, New York and London, </w:t>
       </w:r>
       <w:proofErr w:type="spellStart"/>
       <w:r>
@@ -42070,7 +42539,25 @@
         <w:rPr>
           <w:lang w:val="en-US"/>
         </w:rPr>
-        <w:t xml:space="preserve">"Future Roles of U.S. Nuclear Forces: Implications for U.S. Strategy", RAND Corporation, </w:t>
+        <w:t>“</w:t>
+      </w:r>
+      <w:r>
+        <w:rPr>
+          <w:lang w:val="en-US"/>
+        </w:rPr>
+        <w:t>Future Roles of U.S. Nuclear Forces: Implications for U.S. Strategy</w:t>
+      </w:r>
+      <w:r>
+        <w:rPr>
+          <w:lang w:val="en-US"/>
+        </w:rPr>
+        <w:t>”</w:t>
+      </w:r>
+      <w:r>
+        <w:rPr>
+          <w:lang w:val="en-US"/>
+        </w:rPr>
+        <w:t xml:space="preserve">, RAND Corporation, </w:t>
       </w:r>
       <w:r>
         <w:t>отчёт</w:t>
@@ -42124,13 +42611,7 @@
         <w:rPr>
           <w:lang w:val="en-US"/>
         </w:rPr>
-        <w:t xml:space="preserve"> </w:t>
-      </w:r>
-      <w:r>
-        <w:rPr>
-          <w:lang w:val="en-US"/>
-        </w:rPr>
-        <w:t xml:space="preserve">Nicholas </w:t>
+        <w:t xml:space="preserve"> Nicholas </w:t>
       </w:r>
       <w:proofErr w:type="spellStart"/>
       <w:r>
@@ -42144,7 +42625,31 @@
         <w:rPr>
           <w:lang w:val="en-US"/>
         </w:rPr>
-        <w:t xml:space="preserve">, "The Dying Bear" // Foreign Affairs, </w:t>
+        <w:t xml:space="preserve">, </w:t>
+      </w:r>
+      <w:r>
+        <w:rPr>
+          <w:lang w:val="en-US"/>
+        </w:rPr>
+        <w:t>“</w:t>
+      </w:r>
+      <w:r>
+        <w:rPr>
+          <w:lang w:val="en-US"/>
+        </w:rPr>
+        <w:t>The Dying Bear</w:t>
+      </w:r>
+      <w:r>
+        <w:rPr>
+          <w:lang w:val="en-US"/>
+        </w:rPr>
+        <w:t>”</w:t>
+      </w:r>
+      <w:r>
+        <w:rPr>
+          <w:lang w:val="en-US"/>
+        </w:rPr>
+        <w:t xml:space="preserve"> // Foreign Affairs, </w:t>
       </w:r>
       <w:r>
         <w:t>ноябрь</w:t>
@@ -42195,7 +42700,31 @@
       </w:r>
       <w:proofErr w:type="spellEnd"/>
       <w:r>
-        <w:t>, Т.Л. Харькова, "Население Советского Союза : 1922-1991", Российская академия наук, М. : Наука, 1993, стр. 78-79, а также в С.П. Обогуев, "Смертность и рождаемость населения СССР и РСФСР в 1941-1945 годах" (https://oboguev.github.io/RTSS/ww2-losses/cdbr-194x.html).</w:t>
+        <w:t xml:space="preserve">, Т.Л. Харькова, </w:t>
+      </w:r>
+      <w:r>
+        <w:t>“</w:t>
+      </w:r>
+      <w:r>
+        <w:t>Население Советского Союза : 1922-1991</w:t>
+      </w:r>
+      <w:r>
+        <w:t>”</w:t>
+      </w:r>
+      <w:r>
+        <w:t xml:space="preserve">, Российская академия наук, М. : Наука, 1993, стр. 78-79, а также в С.П. Обогуев, </w:t>
+      </w:r>
+      <w:r>
+        <w:t>“</w:t>
+      </w:r>
+      <w:r>
+        <w:t>Смертность и рождаемость населения СССР и РСФСР в 1941-1945 годах</w:t>
+      </w:r>
+      <w:r>
+        <w:t>”</w:t>
+      </w:r>
+      <w:r>
+        <w:t xml:space="preserve"> (https://oboguev.github.io/RTSS/ww2-losses/cdbr-194x.html).</w:t>
       </w:r>
     </w:p>
   </w:footnote>
@@ -42214,7 +42743,19 @@
         <w:t xml:space="preserve"> </w:t>
       </w:r>
       <w:r>
-        <w:t>А.Г. Вишневский и др., "Демографический потенциал России" (Аналитические обозрения Центра комплексных социальных исследований и маркетинга. Серия Социология, вып. 5-6), М. 1996, стр. 19-21</w:t>
+        <w:t xml:space="preserve">А.Г. Вишневский и др., </w:t>
+      </w:r>
+      <w:r>
+        <w:t>“</w:t>
+      </w:r>
+      <w:r>
+        <w:t>Демографический потенциал России</w:t>
+      </w:r>
+      <w:r>
+        <w:t>”</w:t>
+      </w:r>
+      <w:r>
+        <w:t xml:space="preserve"> (Аналитические обозрения Центра комплексных социальных исследований и маркетинга. Серия Социология, вып. 5-6), М. 1996, стр. 19-21</w:t>
       </w:r>
       <w:r>
         <w:t>.</w:t>
@@ -42252,19 +42793,7 @@
         <w:footnoteRef/>
       </w:r>
       <w:r>
-        <w:t xml:space="preserve"> </w:t>
-      </w:r>
-      <w:r>
-        <w:t>https://oboguev.github.io/RTSS/rtss-losses-199x/docs/excess-deaths/total.png; https://oboguev.github.io/RTSS/rtss-losses-199x/docs/excess-deaths/urban.png;</w:t>
-      </w:r>
-      <w:r>
-        <w:t xml:space="preserve"> </w:t>
-      </w:r>
-      <w:r>
-        <w:t>https://oboguev.github.io/RTSS/rtss-losses-199x/docs/excess-deaths/rural.png</w:t>
-      </w:r>
-      <w:r>
-        <w:t>.</w:t>
+        <w:t xml:space="preserve"> https://oboguev.github.io/RTSS/rtss-losses-199x/docs/excess-deaths/total.png; https://oboguev.github.io/RTSS/rtss-losses-199x/docs/excess-deaths/urban.png; https://oboguev.github.io/RTSS/rtss-losses-199x/docs/excess-deaths/rural.png.</w:t>
       </w:r>
     </w:p>
   </w:footnote>
@@ -42283,7 +42812,19 @@
         <w:t xml:space="preserve"> </w:t>
       </w:r>
       <w:r>
-        <w:t xml:space="preserve">Статистический прирост младенческой смертности в 1993-1995 гг. как минимум отчасти является статистическим артефактом, обусловленным изменением стандарта учёта рождений. Прежняя советская статистика занижала детскую смертность, признавая живорожденным лишь ребенка ростом 35 см. и более и весом свыше 1000 гр., "который после отделения от тела матери сделал самостоятельно хотя бы один вдох", тогда как статистика развитых стран, в соответствии с рекомендациями ВОЗ (Всемирной организации здравоохранения) признаёт живорожденными детей весом выше 500 граммов. В 1993 году Россия перешла на учёт рождений соответствующий рекомендациям ВОЗ, и в число рождённых и умерших младенцев стали теперь входить слабые при рождении дети, которые по советским нормам учёта не считались рождёнными и не попадали в учёт младенческой смертности. </w:t>
+        <w:t xml:space="preserve">Статистический прирост младенческой смертности в 1993-1995 гг. как минимум отчасти является статистическим артефактом, обусловленным изменением стандарта учёта рождений. Прежняя советская статистика занижала детскую смертность, признавая живорожденным лишь ребенка ростом 35 см. и более и весом свыше 1000 гр., </w:t>
+      </w:r>
+      <w:r>
+        <w:t>“</w:t>
+      </w:r>
+      <w:r>
+        <w:t>который после отделения от тела матери сделал самостоятельно хотя бы один вдох</w:t>
+      </w:r>
+      <w:r>
+        <w:t>”</w:t>
+      </w:r>
+      <w:r>
+        <w:t xml:space="preserve">, тогда как статистика развитых стран, в соответствии с рекомендациями ВОЗ (Всемирной организации здравоохранения) признаёт живорожденными детей весом выше 500 граммов. В 1993 году Россия перешла на учёт рождений соответствующий рекомендациям ВОЗ, и в число рождённых и умерших младенцев стали теперь входить слабые при рождении дети, которые по советским нормам учёта не считались рождёнными и не попадали в учёт младенческой смертности. </w:t>
       </w:r>
       <w:r>
         <w:rPr>
@@ -42306,7 +42847,63 @@
           <w:i/>
           <w:iCs/>
         </w:rPr>
-        <w:t xml:space="preserve"> в "СССР : Демографический диагноз", М. : Прогресс, 1990, стр. 16; А. Avdeev, А. Monnier, "Mouvement de la population de la Russie 1959-1994. Tableaux démographiques" (Données statistiques, Paris, INED, 1996 №1), стр. 35)</w:t>
+        <w:t xml:space="preserve"> в </w:t>
+      </w:r>
+      <w:r>
+        <w:rPr>
+          <w:i/>
+          <w:iCs/>
+        </w:rPr>
+        <w:t>“</w:t>
+      </w:r>
+      <w:r>
+        <w:rPr>
+          <w:i/>
+          <w:iCs/>
+        </w:rPr>
+        <w:t>СССР : Демографический диагноз</w:t>
+      </w:r>
+      <w:r>
+        <w:rPr>
+          <w:i/>
+          <w:iCs/>
+        </w:rPr>
+        <w:t>”</w:t>
+      </w:r>
+      <w:r>
+        <w:rPr>
+          <w:i/>
+          <w:iCs/>
+        </w:rPr>
+        <w:t xml:space="preserve">, М. : Прогресс, 1990, стр. 16; А. Avdeev, А. Monnier, </w:t>
+      </w:r>
+      <w:r>
+        <w:rPr>
+          <w:i/>
+          <w:iCs/>
+        </w:rPr>
+        <w:t>“</w:t>
+      </w:r>
+      <w:r>
+        <w:rPr>
+          <w:i/>
+          <w:iCs/>
+        </w:rPr>
+        <w:t>Mouvement de la population de la Russie 1959-1994. Tableaux démographiques</w:t>
+      </w:r>
+      <w:r>
+        <w:rPr>
+          <w:i/>
+          <w:iCs/>
+        </w:rPr>
+        <w:t>”</w:t>
+      </w:r>
+      <w:r>
+        <w:rPr>
+          <w:i/>
+          <w:iCs/>
+        </w:rPr>
+        <w:t xml:space="preserve"> (Données statistiques, Paris, INED, 1996 №1), стр. 35)</w:t>
       </w:r>
       <w:r>
         <w:t>.</w:t>
@@ -44765,7 +45362,7 @@
 </file>
 
 <file path=customXml/itemProps1.xml><?xml version="1.0" encoding="utf-8"?>
-<ds:datastoreItem xmlns:ds="http://schemas.openxmlformats.org/officeDocument/2006/customXml" ds:itemID="{5E9CF634-4AE8-4E49-8BC9-641375955400}">
+<ds:datastoreItem xmlns:ds="http://schemas.openxmlformats.org/officeDocument/2006/customXml" ds:itemID="{4126CA25-7F00-42AB-A506-ED05D410E198}">
   <ds:schemaRefs>
     <ds:schemaRef ds:uri="http://schemas.openxmlformats.org/officeDocument/2006/bibliography"/>
   </ds:schemaRefs>

--- a/rtss-losses-199x/docs/losses-199x.docx
+++ b/rtss-losses-199x/docs/losses-199x.docx
@@ -37051,8 +37051,6 @@
             </w:r>
           </w:p>
         </w:tc>
-        <w:bookmarkStart w:id="0" w:name="_GoBack"/>
-        <w:bookmarkEnd w:id="0"/>
       </w:tr>
       <w:tr>
         <w:trPr>
@@ -39099,8 +39097,8 @@
         <w:lastRenderedPageBreak/>
         <w:drawing>
           <wp:inline distT="0" distB="0" distL="0" distR="0">
-            <wp:extent cx="6280150" cy="4159885"/>
-            <wp:effectExtent l="0" t="0" r="6350" b="0"/>
+            <wp:extent cx="6280084" cy="4159885"/>
+            <wp:effectExtent l="0" t="0" r="6985" b="0"/>
             <wp:docPr id="9" name="Picture 9"/>
             <wp:cNvGraphicFramePr>
               <a:graphicFrameLocks xmlns:a="http://schemas.openxmlformats.org/drawingml/2006/main" noChangeAspect="1"/>
@@ -39127,7 +39125,7 @@
                   <pic:spPr>
                     <a:xfrm>
                       <a:off x="0" y="0"/>
-                      <a:ext cx="6280150" cy="4159885"/>
+                      <a:ext cx="6280084" cy="4159885"/>
                     </a:xfrm>
                     <a:prstGeom prst="rect">
                       <a:avLst/>
@@ -39209,7 +39207,16 @@
           <w:lang w:eastAsia="ru-RU"/>
         </w:rPr>
         <w:br/>
-        <w:t xml:space="preserve">Названная величина представляет разностный отсчёт от опорной линии прогноза выполненного при условии постоянства возрастных коэффициентов женской плодовитости на протяжении 1989-2015 гг., и их равенству средним значениям за 1981-1989 гг. Как в действительности повела бы себя плодовитость при отсутствии демоцидальных политик 1990-х гг., является спекулятивным вопросом. </w:t>
+        <w:t>Названная</w:t>
+      </w:r>
+      <w:bookmarkStart w:id="0" w:name="_GoBack"/>
+      <w:bookmarkEnd w:id="0"/>
+      <w:r>
+        <w:rPr>
+          <w:rFonts w:ascii="Times New Roman" w:eastAsia="Times New Roman" w:hAnsi="Times New Roman" w:cs="Times New Roman"/>
+          <w:lang w:eastAsia="ru-RU"/>
+        </w:rPr>
+        <w:t xml:space="preserve"> величина представляет разностный отсчёт от опорной линии прогноза выполненного при условии постоянства возрастных коэффициентов женской плодовитости на протяжении 1989-2015 гг., и их равенству средним значениям за 1981-1989 гг. Как в действительности повела бы себя плодовитость при отсутствии демоцидальных политик 1990-х гг., является спекулятивным вопросом. </w:t>
       </w:r>
     </w:p>
     <w:p>
@@ -39532,7 +39539,21 @@
           <w:rFonts w:ascii="Times New Roman" w:eastAsia="Times New Roman" w:hAnsi="Times New Roman" w:cs="Times New Roman"/>
           <w:lang w:eastAsia="ru-RU"/>
         </w:rPr>
-        <w:t>Общие демографические потери России в 1989-2015 гг. от политик 1990-х составили 24.5 млн. чел: 7.0 млн избыточных смертей и 17.5 млн. подавленных рождений.</w:t>
+        <w:t>Общие демографические потери России в 1989-2015 гг. от политик 1990-х составили 24.5 млн. чел: 7.0 млн</w:t>
+      </w:r>
+      <w:r>
+        <w:rPr>
+          <w:rFonts w:ascii="Times New Roman" w:eastAsia="Times New Roman" w:hAnsi="Times New Roman" w:cs="Times New Roman"/>
+          <w:lang w:eastAsia="ru-RU"/>
+        </w:rPr>
+        <w:t>.</w:t>
+      </w:r>
+      <w:r>
+        <w:rPr>
+          <w:rFonts w:ascii="Times New Roman" w:eastAsia="Times New Roman" w:hAnsi="Times New Roman" w:cs="Times New Roman"/>
+          <w:lang w:eastAsia="ru-RU"/>
+        </w:rPr>
+        <w:t xml:space="preserve"> избыточных смертей и 17.5 млн. подавленных рождений.</w:t>
       </w:r>
       <w:r>
         <w:rPr>
@@ -45362,7 +45383,7 @@
 </file>
 
 <file path=customXml/itemProps1.xml><?xml version="1.0" encoding="utf-8"?>
-<ds:datastoreItem xmlns:ds="http://schemas.openxmlformats.org/officeDocument/2006/customXml" ds:itemID="{4126CA25-7F00-42AB-A506-ED05D410E198}">
+<ds:datastoreItem xmlns:ds="http://schemas.openxmlformats.org/officeDocument/2006/customXml" ds:itemID="{58047920-E93A-4DC0-9D19-7EE5B84240EC}">
   <ds:schemaRefs>
     <ds:schemaRef ds:uri="http://schemas.openxmlformats.org/officeDocument/2006/bibliography"/>
   </ds:schemaRefs>
